--- a/content/w62.docx
+++ b/content/w62.docx
@@ -7,7 +7,7 @@
         <w:pStyle w:val="Title"/>
       </w:pPr>
       <w:r>
-        <w:t xml:space="preserve">Placeholder - Check Back Later</w:t>
+        <w:t xml:space="preserve">6.2 - Financing AI</w:t>
       </w:r>
     </w:p>
     <w:p>
@@ -34,13 +34,13 @@
         <w:t xml:space="preserve">S2026</w:t>
       </w:r>
     </w:p>
-    <w:bookmarkStart w:id="20" w:name="debate"/>
+    <w:bookmarkStart w:id="20" w:name="think"/>
     <w:p>
       <w:pPr>
         <w:pStyle w:val="Heading4"/>
       </w:pPr>
       <w:r>
-        <w:t xml:space="preserve">⚖️ Debate!</w:t>
+        <w:t xml:space="preserve">🧠 Think:</w:t>
       </w:r>
     </w:p>
     <w:p>
@@ -56,17 +56,17 @@
           <w:i/>
           <w:iCs/>
         </w:rPr>
-        <w:t xml:space="preserve">test</w:t>
+        <w:t xml:space="preserve">Is the scale of AI rollout sustainable? Is the scale of the financing and expenditures involved set us up for future AI growth, or set the economy up for disaster when an inevitable market correction occurs?</w:t>
       </w:r>
     </w:p>
     <w:bookmarkEnd w:id="20"/>
-    <w:bookmarkStart w:id="21" w:name="think"/>
+    <w:bookmarkStart w:id="23" w:name="listen"/>
     <w:p>
       <w:pPr>
         <w:pStyle w:val="Heading4"/>
       </w:pPr>
       <w:r>
-        <w:t xml:space="preserve">🧠 Think:</w:t>
+        <w:t xml:space="preserve">🎧 Listen:</w:t>
       </w:r>
     </w:p>
     <w:p>
@@ -78,21 +78,107 @@
         </w:numPr>
       </w:pPr>
       <w:r>
+        <w:t xml:space="preserve">Paul Kedrosky, 2025.</w:t>
+      </w:r>
+      <w:r>
+        <w:t xml:space="preserve"> </w:t>
+      </w:r>
+      <w:r>
+        <w:t xml:space="preserve">“</w:t>
+      </w:r>
+      <w:hyperlink r:id="rId21">
+        <w:r>
+          <w:rPr>
+            <w:rStyle w:val="Hyperlink"/>
+          </w:rPr>
+          <w:t xml:space="preserve">This is How the AI Bubble Could Burst</w:t>
+        </w:r>
+      </w:hyperlink>
+      <w:r>
+        <w:t xml:space="preserve">”</w:t>
+      </w:r>
+      <w:r>
+        <w:t xml:space="preserve"> </w:t>
+      </w:r>
+      <w:r>
+        <w:t xml:space="preserve">Podcast:</w:t>
+      </w:r>
+      <w:r>
+        <w:t xml:space="preserve"> </w:t>
+      </w:r>
+      <w:r>
         <w:rPr>
           <w:i/>
           <w:iCs/>
         </w:rPr>
-        <w:t xml:space="preserve">test</w:t>
+        <w:t xml:space="preserve">Plain English with Derek Thompson</w:t>
       </w:r>
     </w:p>
-    <w:bookmarkEnd w:id="21"/>
-    <w:bookmarkStart w:id="22" w:name="read"/>
     <w:p>
       <w:pPr>
+        <w:pStyle w:val="Compact"/>
+        <w:numPr>
+          <w:ilvl w:val="0"/>
+          <w:numId w:val="1002"/>
+        </w:numPr>
+      </w:pPr>
+      <w:r>
+        <w:t xml:space="preserve">Azeem Azhar, 2025.</w:t>
+      </w:r>
+      <w:r>
+        <w:t xml:space="preserve"> </w:t>
+      </w:r>
+      <w:r>
+        <w:t xml:space="preserve">“</w:t>
+      </w:r>
+      <w:hyperlink r:id="rId22">
+        <w:r>
+          <w:rPr>
+            <w:rStyle w:val="Hyperlink"/>
+          </w:rPr>
+          <w:t xml:space="preserve">Everyone Thinks AI is a Bubble. What if They’re Wrong?</w:t>
+        </w:r>
+      </w:hyperlink>
+      <w:r>
+        <w:t xml:space="preserve">”</w:t>
+      </w:r>
+      <w:r>
+        <w:t xml:space="preserve"> </w:t>
+      </w:r>
+      <w:r>
+        <w:t xml:space="preserve">Podcast:</w:t>
+      </w:r>
+      <w:r>
+        <w:t xml:space="preserve"> </w:t>
+      </w:r>
+      <w:r>
+        <w:rPr>
+          <w:i/>
+          <w:iCs/>
+        </w:rPr>
+        <w:t xml:space="preserve">Plain English with Derek Thompson</w:t>
+      </w:r>
+    </w:p>
+    <w:p>
+      <w:pPr>
+        <w:pStyle w:val="FirstParagraph"/>
+      </w:pPr>
+      <w:r>
+        <w:rPr>
+          <w:i/>
+          <w:iCs/>
+        </w:rPr>
+        <w:t xml:space="preserve">Additional material forthcoming</w:t>
+      </w:r>
+    </w:p>
+    <w:bookmarkEnd w:id="23"/>
+    <w:bookmarkStart w:id="27" w:name="submit"/>
+    <w:p>
+      <w:pPr>
         <w:pStyle w:val="Heading4"/>
       </w:pPr>
       <w:r>
-        <w:t xml:space="preserve">📖 Read:</w:t>
+        <w:t xml:space="preserve">📝 Submit:</w:t>
       </w:r>
     </w:p>
     <w:p>
@@ -101,116 +187,6 @@
         <w:numPr>
           <w:ilvl w:val="0"/>
           <w:numId w:val="1003"/>
-        </w:numPr>
-      </w:pPr>
-      <w:r>
-        <w:t xml:space="preserve">test</w:t>
-      </w:r>
-    </w:p>
-    <w:bookmarkEnd w:id="22"/>
-    <w:bookmarkStart w:id="23" w:name="listen"/>
-    <w:p>
-      <w:pPr>
-        <w:pStyle w:val="Heading4"/>
-      </w:pPr>
-      <w:r>
-        <w:t xml:space="preserve">🎧 Listen:</w:t>
-      </w:r>
-    </w:p>
-    <w:p>
-      <w:pPr>
-        <w:pStyle w:val="Compact"/>
-        <w:numPr>
-          <w:ilvl w:val="0"/>
-          <w:numId w:val="1004"/>
-        </w:numPr>
-      </w:pPr>
-      <w:r>
-        <w:t xml:space="preserve">test</w:t>
-      </w:r>
-    </w:p>
-    <w:bookmarkEnd w:id="23"/>
-    <w:bookmarkStart w:id="24" w:name="watch"/>
-    <w:p>
-      <w:pPr>
-        <w:pStyle w:val="Heading4"/>
-      </w:pPr>
-      <w:r>
-        <w:t xml:space="preserve">📺 Watch:</w:t>
-      </w:r>
-    </w:p>
-    <w:p>
-      <w:pPr>
-        <w:pStyle w:val="Compact"/>
-        <w:numPr>
-          <w:ilvl w:val="0"/>
-          <w:numId w:val="1005"/>
-        </w:numPr>
-      </w:pPr>
-      <w:r>
-        <w:t xml:space="preserve">test</w:t>
-      </w:r>
-    </w:p>
-    <w:bookmarkEnd w:id="24"/>
-    <w:bookmarkStart w:id="25" w:name="browse"/>
-    <w:p>
-      <w:pPr>
-        <w:pStyle w:val="Heading4"/>
-      </w:pPr>
-      <w:r>
-        <w:t xml:space="preserve">🌐 Browse:</w:t>
-      </w:r>
-    </w:p>
-    <w:p>
-      <w:pPr>
-        <w:pStyle w:val="Compact"/>
-        <w:numPr>
-          <w:ilvl w:val="0"/>
-          <w:numId w:val="1006"/>
-        </w:numPr>
-      </w:pPr>
-      <w:r>
-        <w:t xml:space="preserve">test</w:t>
-      </w:r>
-    </w:p>
-    <w:bookmarkEnd w:id="25"/>
-    <w:bookmarkStart w:id="26" w:name="additional-resources"/>
-    <w:p>
-      <w:pPr>
-        <w:pStyle w:val="Heading4"/>
-      </w:pPr>
-      <w:r>
-        <w:t xml:space="preserve">📚 Additional Resources:</w:t>
-      </w:r>
-    </w:p>
-    <w:p>
-      <w:pPr>
-        <w:pStyle w:val="Compact"/>
-        <w:numPr>
-          <w:ilvl w:val="0"/>
-          <w:numId w:val="1007"/>
-        </w:numPr>
-      </w:pPr>
-      <w:r>
-        <w:t xml:space="preserve">test</w:t>
-      </w:r>
-    </w:p>
-    <w:bookmarkEnd w:id="26"/>
-    <w:bookmarkStart w:id="30" w:name="submit"/>
-    <w:p>
-      <w:pPr>
-        <w:pStyle w:val="Heading4"/>
-      </w:pPr>
-      <w:r>
-        <w:t xml:space="preserve">📝 Submit:</w:t>
-      </w:r>
-    </w:p>
-    <w:p>
-      <w:pPr>
-        <w:pStyle w:val="Compact"/>
-        <w:numPr>
-          <w:ilvl w:val="0"/>
-          <w:numId w:val="1008"/>
         </w:numPr>
       </w:pPr>
       <w:r>
@@ -258,18 +234,18 @@
                 <wp:inline>
                   <wp:extent cx="152400" cy="152400"/>
                   <wp:effectExtent b="0" l="0" r="0" t="0"/>
-                  <wp:docPr descr="" title="" id="28" name="Picture"/>
+                  <wp:docPr descr="" title="" id="25" name="Picture"/>
                   <a:graphic>
                     <a:graphicData uri="http://schemas.openxmlformats.org/drawingml/2006/picture">
                       <pic:pic>
                         <pic:nvPicPr>
-                          <pic:cNvPr descr="/opt/quarto/share/formats/docx/tip.png" id="29" name="Picture"/>
+                          <pic:cNvPr descr="/opt/quarto/share/formats/docx/tip.png" id="26" name="Picture"/>
                           <pic:cNvPicPr>
                             <a:picLocks noChangeArrowheads="1" noChangeAspect="1"/>
                           </pic:cNvPicPr>
                         </pic:nvPicPr>
                         <pic:blipFill>
-                          <a:blip r:embed="rId27"/>
+                          <a:blip r:embed="rId24"/>
                           <a:stretch>
                             <a:fillRect/>
                           </a:stretch>
@@ -323,7 +299,7 @@
               <w:pStyle w:val="Compact"/>
               <w:numPr>
                 <w:ilvl w:val="0"/>
-                <w:numId w:val="1009"/>
+                <w:numId w:val="1004"/>
               </w:numPr>
             </w:pPr>
             <w:r>
@@ -359,7 +335,7 @@
               <w:pStyle w:val="Compact"/>
               <w:numPr>
                 <w:ilvl w:val="0"/>
-                <w:numId w:val="1009"/>
+                <w:numId w:val="1004"/>
               </w:numPr>
             </w:pPr>
             <w:r>
@@ -377,7 +353,7 @@
               <w:pStyle w:val="Compact"/>
               <w:numPr>
                 <w:ilvl w:val="0"/>
-                <w:numId w:val="1009"/>
+                <w:numId w:val="1004"/>
               </w:numPr>
             </w:pPr>
             <w:r>
@@ -394,7 +370,7 @@
         </w:tc>
       </w:tr>
     </w:tbl>
-    <w:bookmarkEnd w:id="30"/>
+    <w:bookmarkEnd w:id="27"/>
     <w:sectPr>
       <w:footnotePr>
         <w:numRestart w:val="eachSect"/>
@@ -621,21 +597,6 @@
     <w:abstractNumId w:val="991"/>
   </w:num>
   <w:num w:numId="1004">
-    <w:abstractNumId w:val="991"/>
-  </w:num>
-  <w:num w:numId="1005">
-    <w:abstractNumId w:val="991"/>
-  </w:num>
-  <w:num w:numId="1006">
-    <w:abstractNumId w:val="991"/>
-  </w:num>
-  <w:num w:numId="1007">
-    <w:abstractNumId w:val="991"/>
-  </w:num>
-  <w:num w:numId="1008">
-    <w:abstractNumId w:val="991"/>
-  </w:num>
-  <w:num w:numId="1009">
     <w:abstractNumId w:val="991"/>
   </w:num>
 </w:numbering>

--- a/content/w62.docx
+++ b/content/w62.docx
@@ -56,17 +56,17 @@
           <w:i/>
           <w:iCs/>
         </w:rPr>
-        <w:t xml:space="preserve">Is the scale of AI rollout sustainable? Is the scale of the financing and expenditures involved set us up for future AI growth, or set the economy up for disaster when an inevitable market correction occurs?</w:t>
+        <w:t xml:space="preserve">Is the magnitude of AI rollout sustainable? Is the scale of the financing and expenditures involved set us up for future AI growth, or set the economy up for disaster when an inevitable market correction occurs? What kinds of returns and productivity improvements are we actaully seeing in business and the workplace?</w:t>
       </w:r>
     </w:p>
     <w:bookmarkEnd w:id="20"/>
-    <w:bookmarkStart w:id="23" w:name="listen"/>
+    <w:bookmarkStart w:id="23" w:name="read"/>
     <w:p>
       <w:pPr>
         <w:pStyle w:val="Heading4"/>
       </w:pPr>
       <w:r>
-        <w:t xml:space="preserve">🎧 Listen:</w:t>
+        <w:t xml:space="preserve">📖 Read:</w:t>
       </w:r>
     </w:p>
     <w:p>
@@ -78,6 +78,83 @@
         </w:numPr>
       </w:pPr>
       <w:r>
+        <w:t xml:space="preserve">Gruda and Aeon, 2025.</w:t>
+      </w:r>
+      <w:r>
+        <w:t xml:space="preserve"> </w:t>
+      </w:r>
+      <w:r>
+        <w:t xml:space="preserve">“</w:t>
+      </w:r>
+      <w:hyperlink r:id="rId21">
+        <w:r>
+          <w:rPr>
+            <w:rStyle w:val="Hyperlink"/>
+          </w:rPr>
+          <w:t xml:space="preserve">Seven Myths about AI and Productivity: What the Evidence Really Says</w:t>
+        </w:r>
+      </w:hyperlink>
+      <w:r>
+        <w:t xml:space="preserve">”</w:t>
+      </w:r>
+      <w:r>
+        <w:t xml:space="preserve">. California Management Review.</w:t>
+      </w:r>
+    </w:p>
+    <w:p>
+      <w:pPr>
+        <w:pStyle w:val="Compact"/>
+        <w:numPr>
+          <w:ilvl w:val="0"/>
+          <w:numId w:val="1002"/>
+        </w:numPr>
+      </w:pPr>
+      <w:r>
+        <w:t xml:space="preserve">Snyder, 2025.</w:t>
+      </w:r>
+      <w:r>
+        <w:t xml:space="preserve"> </w:t>
+      </w:r>
+      <w:r>
+        <w:t xml:space="preserve">“</w:t>
+      </w:r>
+      <w:hyperlink r:id="rId22">
+        <w:r>
+          <w:rPr>
+            <w:rStyle w:val="Hyperlink"/>
+          </w:rPr>
+          <w:t xml:space="preserve">MIT Finds 95% Of GenAI Pilots Fail Because Companies Avoid Friction</w:t>
+        </w:r>
+      </w:hyperlink>
+      <w:r>
+        <w:t xml:space="preserve">”</w:t>
+      </w:r>
+      <w:r>
+        <w:t xml:space="preserve"> </w:t>
+      </w:r>
+      <w:r>
+        <w:t xml:space="preserve">Forbes.</w:t>
+      </w:r>
+    </w:p>
+    <w:bookmarkEnd w:id="23"/>
+    <w:bookmarkStart w:id="26" w:name="listen"/>
+    <w:p>
+      <w:pPr>
+        <w:pStyle w:val="Heading4"/>
+      </w:pPr>
+      <w:r>
+        <w:t xml:space="preserve">🎧 Listen:</w:t>
+      </w:r>
+    </w:p>
+    <w:p>
+      <w:pPr>
+        <w:pStyle w:val="Compact"/>
+        <w:numPr>
+          <w:ilvl w:val="0"/>
+          <w:numId w:val="1003"/>
+        </w:numPr>
+      </w:pPr>
+      <w:r>
         <w:t xml:space="preserve">Paul Kedrosky, 2025.</w:t>
       </w:r>
       <w:r>
@@ -86,7 +163,7 @@
       <w:r>
         <w:t xml:space="preserve">“</w:t>
       </w:r>
-      <w:hyperlink r:id="rId21">
+      <w:hyperlink r:id="rId24">
         <w:r>
           <w:rPr>
             <w:rStyle w:val="Hyperlink"/>
@@ -119,7 +196,7 @@
         <w:pStyle w:val="Compact"/>
         <w:numPr>
           <w:ilvl w:val="0"/>
-          <w:numId w:val="1002"/>
+          <w:numId w:val="1003"/>
         </w:numPr>
       </w:pPr>
       <w:r>
@@ -131,7 +208,7 @@
       <w:r>
         <w:t xml:space="preserve">“</w:t>
       </w:r>
-      <w:hyperlink r:id="rId22">
+      <w:hyperlink r:id="rId25">
         <w:r>
           <w:rPr>
             <w:rStyle w:val="Hyperlink"/>
@@ -159,26 +236,59 @@
         <w:t xml:space="preserve">Plain English with Derek Thompson</w:t>
       </w:r>
     </w:p>
-    <w:p>
-      <w:pPr>
-        <w:pStyle w:val="FirstParagraph"/>
+    <w:bookmarkEnd w:id="26"/>
+    <w:bookmarkStart w:id="29" w:name="browse"/>
+    <w:p>
+      <w:pPr>
+        <w:pStyle w:val="Heading4"/>
+      </w:pPr>
+      <w:r>
+        <w:t xml:space="preserve">🌐 Browse:</w:t>
+      </w:r>
+    </w:p>
+    <w:p>
+      <w:pPr>
+        <w:pStyle w:val="Compact"/>
+        <w:numPr>
+          <w:ilvl w:val="0"/>
+          <w:numId w:val="1004"/>
+        </w:numPr>
+      </w:pPr>
+      <w:r>
+        <w:t xml:space="preserve">Viral X article: Shumer, 2026.</w:t>
+      </w:r>
+      <w:r>
+        <w:t xml:space="preserve"> </w:t>
+      </w:r>
+      <w:r>
+        <w:t xml:space="preserve">“</w:t>
+      </w:r>
+      <w:hyperlink r:id="rId27">
+        <w:r>
+          <w:rPr>
+            <w:rStyle w:val="Hyperlink"/>
+          </w:rPr>
+          <w:t xml:space="preserve">Something Big is Happening</w:t>
+        </w:r>
+      </w:hyperlink>
+      <w:r>
+        <w:t xml:space="preserve">”</w:t>
+      </w:r>
+    </w:p>
+    <w:p>
+      <w:pPr>
+        <w:pStyle w:val="Compact"/>
+        <w:numPr>
+          <w:ilvl w:val="1"/>
+          <w:numId w:val="1005"/>
+        </w:numPr>
       </w:pPr>
       <w:r>
         <w:rPr>
           <w:i/>
           <w:iCs/>
         </w:rPr>
-        <w:t xml:space="preserve">Additional material forthcoming</w:t>
-      </w:r>
-    </w:p>
-    <w:bookmarkEnd w:id="23"/>
-    <w:bookmarkStart w:id="27" w:name="submit"/>
-    <w:p>
-      <w:pPr>
-        <w:pStyle w:val="Heading4"/>
-      </w:pPr>
-      <w:r>
-        <w:t xml:space="preserve">📝 Submit:</w:t>
+        <w:t xml:space="preserve">Note: this link is included as an examplar of the kind of big claims being made about AI by its promoters; you’ve probably seen a thousand of these, but here’s one in case you have seen the latest formulation. Judge for yourself and be sure to engage your critical thinking.</w:t>
       </w:r>
     </w:p>
     <w:p>
@@ -186,7 +296,309 @@
         <w:pStyle w:val="Compact"/>
         <w:numPr>
           <w:ilvl w:val="0"/>
-          <w:numId w:val="1003"/>
+          <w:numId w:val="1004"/>
+        </w:numPr>
+      </w:pPr>
+      <w:r>
+        <w:t xml:space="preserve">🤡 Parody/Humor:</w:t>
+      </w:r>
+      <w:r>
+        <w:t xml:space="preserve"> </w:t>
+      </w:r>
+      <w:r>
+        <w:t xml:space="preserve">“</w:t>
+      </w:r>
+      <w:hyperlink r:id="rId28">
+        <w:r>
+          <w:rPr>
+            <w:rStyle w:val="Hyperlink"/>
+          </w:rPr>
+          <w:t xml:space="preserve">As Long as the Graph Goes Up and to the Right</w:t>
+        </w:r>
+      </w:hyperlink>
+      <w:r>
+        <w:t xml:space="preserve">”</w:t>
+      </w:r>
+    </w:p>
+    <w:bookmarkEnd w:id="29"/>
+    <w:bookmarkStart w:id="38" w:name="additional-resources"/>
+    <w:p>
+      <w:pPr>
+        <w:pStyle w:val="Heading4"/>
+      </w:pPr>
+      <w:r>
+        <w:t xml:space="preserve">📚 Additional Resources:</w:t>
+      </w:r>
+    </w:p>
+    <w:p>
+      <w:pPr>
+        <w:pStyle w:val="Compact"/>
+        <w:numPr>
+          <w:ilvl w:val="0"/>
+          <w:numId w:val="1006"/>
+        </w:numPr>
+      </w:pPr>
+      <w:r>
+        <w:t xml:space="preserve">Niederhoffer et al, 2025.</w:t>
+      </w:r>
+      <w:r>
+        <w:t xml:space="preserve"> </w:t>
+      </w:r>
+      <w:r>
+        <w:t xml:space="preserve">“</w:t>
+      </w:r>
+      <w:hyperlink r:id="rId30">
+        <w:r>
+          <w:rPr>
+            <w:rStyle w:val="Hyperlink"/>
+          </w:rPr>
+          <w:t xml:space="preserve">AI-Generated “Workslop” Is Destroying Productivity</w:t>
+        </w:r>
+      </w:hyperlink>
+      <w:r>
+        <w:t xml:space="preserve">”</w:t>
+      </w:r>
+      <w:r>
+        <w:t xml:space="preserve"> </w:t>
+      </w:r>
+      <w:r>
+        <w:t xml:space="preserve">Harvard Business Review.</w:t>
+      </w:r>
+    </w:p>
+    <w:p>
+      <w:pPr>
+        <w:pStyle w:val="Compact"/>
+        <w:numPr>
+          <w:ilvl w:val="0"/>
+          <w:numId w:val="1006"/>
+        </w:numPr>
+      </w:pPr>
+      <w:r>
+        <w:t xml:space="preserve">Challapally et al, 2025.</w:t>
+      </w:r>
+      <w:r>
+        <w:t xml:space="preserve"> </w:t>
+      </w:r>
+      <w:r>
+        <w:t xml:space="preserve">“</w:t>
+      </w:r>
+      <w:hyperlink r:id="rId31">
+        <w:r>
+          <w:rPr>
+            <w:rStyle w:val="Hyperlink"/>
+          </w:rPr>
+          <w:t xml:space="preserve">The GenAI Divide: State of AI in Busienss 2025</w:t>
+        </w:r>
+      </w:hyperlink>
+      <w:r>
+        <w:t xml:space="preserve">”</w:t>
+      </w:r>
+      <w:r>
+        <w:t xml:space="preserve">. MIT NANDA.</w:t>
+      </w:r>
+    </w:p>
+    <w:p>
+      <w:pPr>
+        <w:pStyle w:val="Compact"/>
+        <w:numPr>
+          <w:ilvl w:val="0"/>
+          <w:numId w:val="1006"/>
+        </w:numPr>
+      </w:pPr>
+      <w:r>
+        <w:t xml:space="preserve">Anthropic, 2026”</w:t>
+      </w:r>
+      <w:hyperlink r:id="rId32">
+        <w:r>
+          <w:rPr>
+            <w:rStyle w:val="Hyperlink"/>
+          </w:rPr>
+          <w:t xml:space="preserve">How AI assistance impacts the formation of coding skills</w:t>
+        </w:r>
+      </w:hyperlink>
+      <w:r>
+        <w:t xml:space="preserve">”</w:t>
+      </w:r>
+    </w:p>
+    <w:p>
+      <w:pPr>
+        <w:pStyle w:val="Compact"/>
+        <w:numPr>
+          <w:ilvl w:val="0"/>
+          <w:numId w:val="1006"/>
+        </w:numPr>
+      </w:pPr>
+      <w:r>
+        <w:t xml:space="preserve">Kosmyna, 2025.</w:t>
+      </w:r>
+      <w:r>
+        <w:t xml:space="preserve"> </w:t>
+      </w:r>
+      <w:r>
+        <w:t xml:space="preserve">“</w:t>
+      </w:r>
+      <w:hyperlink r:id="rId33">
+        <w:r>
+          <w:rPr>
+            <w:rStyle w:val="Hyperlink"/>
+          </w:rPr>
+          <w:t xml:space="preserve">Your Brain on ChatGPT: Accumulation of Cognitive Debt when Using an AI Assistant for Essay Writing Task</w:t>
+        </w:r>
+      </w:hyperlink>
+      <w:r>
+        <w:t xml:space="preserve">”</w:t>
+      </w:r>
+      <w:r>
+        <w:t xml:space="preserve"> </w:t>
+      </w:r>
+      <w:r>
+        <w:t xml:space="preserve">arXiv.</w:t>
+      </w:r>
+    </w:p>
+    <w:p>
+      <w:pPr>
+        <w:pStyle w:val="Compact"/>
+        <w:numPr>
+          <w:ilvl w:val="0"/>
+          <w:numId w:val="1006"/>
+        </w:numPr>
+      </w:pPr>
+      <w:r>
+        <w:t xml:space="preserve">Becker et al, 2025.</w:t>
+      </w:r>
+      <w:r>
+        <w:t xml:space="preserve"> </w:t>
+      </w:r>
+      <w:r>
+        <w:t xml:space="preserve">“</w:t>
+      </w:r>
+      <w:hyperlink r:id="rId34">
+        <w:r>
+          <w:rPr>
+            <w:rStyle w:val="Hyperlink"/>
+          </w:rPr>
+          <w:t xml:space="preserve">Measuring the Impact of Early-2025 AI on Experienced Open-Source Developer Productivity</w:t>
+        </w:r>
+      </w:hyperlink>
+      <w:r>
+        <w:t xml:space="preserve">”</w:t>
+      </w:r>
+      <w:r>
+        <w:t xml:space="preserve"> </w:t>
+      </w:r>
+      <w:r>
+        <w:t xml:space="preserve">METR.</w:t>
+      </w:r>
+    </w:p>
+    <w:p>
+      <w:pPr>
+        <w:pStyle w:val="Compact"/>
+        <w:numPr>
+          <w:ilvl w:val="0"/>
+          <w:numId w:val="1006"/>
+        </w:numPr>
+      </w:pPr>
+      <w:r>
+        <w:t xml:space="preserve">Jaffe et al, 2024.</w:t>
+      </w:r>
+      <w:r>
+        <w:t xml:space="preserve"> </w:t>
+      </w:r>
+      <w:r>
+        <w:t xml:space="preserve">“</w:t>
+      </w:r>
+      <w:hyperlink r:id="rId35">
+        <w:r>
+          <w:rPr>
+            <w:rStyle w:val="Hyperlink"/>
+          </w:rPr>
+          <w:t xml:space="preserve">Generative AI in Real-World Workplaces: The Second Microsoft Report on AI and Productivity Research</w:t>
+        </w:r>
+      </w:hyperlink>
+      <w:r>
+        <w:t xml:space="preserve">”</w:t>
+      </w:r>
+      <w:r>
+        <w:t xml:space="preserve"> </w:t>
+      </w:r>
+      <w:r>
+        <w:t xml:space="preserve">Microsoft.</w:t>
+      </w:r>
+    </w:p>
+    <w:p>
+      <w:pPr>
+        <w:pStyle w:val="Compact"/>
+        <w:numPr>
+          <w:ilvl w:val="0"/>
+          <w:numId w:val="1006"/>
+        </w:numPr>
+      </w:pPr>
+      <w:r>
+        <w:t xml:space="preserve">Atlassian, 2025.</w:t>
+      </w:r>
+      <w:r>
+        <w:t xml:space="preserve"> </w:t>
+      </w:r>
+      <w:r>
+        <w:t xml:space="preserve">“</w:t>
+      </w:r>
+      <w:hyperlink r:id="rId36">
+        <w:r>
+          <w:rPr>
+            <w:rStyle w:val="Hyperlink"/>
+          </w:rPr>
+          <w:t xml:space="preserve">The AI Collaboration Index: How Leading Companies unlock AI ROI</w:t>
+        </w:r>
+      </w:hyperlink>
+      <w:r>
+        <w:t xml:space="preserve">”</w:t>
+      </w:r>
+    </w:p>
+    <w:p>
+      <w:pPr>
+        <w:pStyle w:val="Compact"/>
+        <w:numPr>
+          <w:ilvl w:val="0"/>
+          <w:numId w:val="1006"/>
+        </w:numPr>
+      </w:pPr>
+      <w:r>
+        <w:t xml:space="preserve">Shekhar, 2025.</w:t>
+      </w:r>
+      <w:r>
+        <w:t xml:space="preserve"> </w:t>
+      </w:r>
+      <w:r>
+        <w:t xml:space="preserve">“</w:t>
+      </w:r>
+      <w:hyperlink r:id="rId37">
+        <w:r>
+          <w:rPr>
+            <w:rStyle w:val="Hyperlink"/>
+          </w:rPr>
+          <w:t xml:space="preserve">Comprehension Debt: The Ticking Time Bomb of LLM-Generated Code</w:t>
+        </w:r>
+      </w:hyperlink>
+      <w:r>
+        <w:t xml:space="preserve">”</w:t>
+      </w:r>
+    </w:p>
+    <w:bookmarkEnd w:id="38"/>
+    <w:bookmarkStart w:id="42" w:name="submit"/>
+    <w:p>
+      <w:pPr>
+        <w:pStyle w:val="Heading4"/>
+      </w:pPr>
+      <w:r>
+        <w:t xml:space="preserve">📝 Submit:</w:t>
+      </w:r>
+    </w:p>
+    <w:p>
+      <w:pPr>
+        <w:pStyle w:val="Compact"/>
+        <w:numPr>
+          <w:ilvl w:val="0"/>
+          <w:numId w:val="1007"/>
         </w:numPr>
       </w:pPr>
       <w:r>
@@ -234,18 +646,18 @@
                 <wp:inline>
                   <wp:extent cx="152400" cy="152400"/>
                   <wp:effectExtent b="0" l="0" r="0" t="0"/>
-                  <wp:docPr descr="" title="" id="25" name="Picture"/>
+                  <wp:docPr descr="" title="" id="40" name="Picture"/>
                   <a:graphic>
                     <a:graphicData uri="http://schemas.openxmlformats.org/drawingml/2006/picture">
                       <pic:pic>
                         <pic:nvPicPr>
-                          <pic:cNvPr descr="/opt/quarto/share/formats/docx/tip.png" id="26" name="Picture"/>
+                          <pic:cNvPr descr="/opt/quarto/share/formats/docx/tip.png" id="41" name="Picture"/>
                           <pic:cNvPicPr>
                             <a:picLocks noChangeArrowheads="1" noChangeAspect="1"/>
                           </pic:cNvPicPr>
                         </pic:nvPicPr>
                         <pic:blipFill>
-                          <a:blip r:embed="rId24"/>
+                          <a:blip r:embed="rId39"/>
                           <a:stretch>
                             <a:fillRect/>
                           </a:stretch>
@@ -299,7 +711,7 @@
               <w:pStyle w:val="Compact"/>
               <w:numPr>
                 <w:ilvl w:val="0"/>
-                <w:numId w:val="1004"/>
+                <w:numId w:val="1008"/>
               </w:numPr>
             </w:pPr>
             <w:r>
@@ -335,7 +747,7 @@
               <w:pStyle w:val="Compact"/>
               <w:numPr>
                 <w:ilvl w:val="0"/>
-                <w:numId w:val="1004"/>
+                <w:numId w:val="1008"/>
               </w:numPr>
             </w:pPr>
             <w:r>
@@ -353,7 +765,7 @@
               <w:pStyle w:val="Compact"/>
               <w:numPr>
                 <w:ilvl w:val="0"/>
-                <w:numId w:val="1004"/>
+                <w:numId w:val="1008"/>
               </w:numPr>
             </w:pPr>
             <w:r>
@@ -370,7 +782,7 @@
         </w:tc>
       </w:tr>
     </w:tbl>
-    <w:bookmarkEnd w:id="27"/>
+    <w:bookmarkEnd w:id="42"/>
     <w:sectPr>
       <w:footnotePr>
         <w:numRestart w:val="eachSect"/>
@@ -597,6 +1009,18 @@
     <w:abstractNumId w:val="991"/>
   </w:num>
   <w:num w:numId="1004">
+    <w:abstractNumId w:val="991"/>
+  </w:num>
+  <w:num w:numId="1005">
+    <w:abstractNumId w:val="991"/>
+  </w:num>
+  <w:num w:numId="1006">
+    <w:abstractNumId w:val="991"/>
+  </w:num>
+  <w:num w:numId="1007">
+    <w:abstractNumId w:val="991"/>
+  </w:num>
+  <w:num w:numId="1008">
     <w:abstractNumId w:val="991"/>
   </w:num>
 </w:numbering>

--- a/content/w62.docx
+++ b/content/w62.docx
@@ -288,7 +288,7 @@
           <w:i/>
           <w:iCs/>
         </w:rPr>
-        <w:t xml:space="preserve">Note: this link is included as an examplar of the kind of big claims being made about AI by its promoters; you’ve probably seen a thousand of these, but here’s one in case you have seen the latest formulation. Judge for yourself and be sure to engage your critical thinking.</w:t>
+        <w:t xml:space="preserve">Note: this link is included as an examplar of the kind of big claims being made about AI by its promoters; you’ve probably seen a thousand of these, but here’s one in case you haven’t seen the latest formulations. Judge for yourself and be sure to engage your critical thinking.</w:t>
       </w:r>
     </w:p>
     <w:p>

--- a/content/w62.docx
+++ b/content/w62.docx
@@ -34,7 +34,7 @@
         <w:t xml:space="preserve">S2026</w:t>
       </w:r>
     </w:p>
-    <w:bookmarkStart w:id="20" w:name="think"/>
+    <w:bookmarkStart w:id="9" w:name="think"/>
     <w:p>
       <w:pPr>
         <w:pStyle w:val="Heading4"/>
@@ -59,8 +59,8 @@
         <w:t xml:space="preserve">Is the magnitude of AI rollout sustainable? Is the scale of the financing and expenditures involved set us up for future AI growth, or set the economy up for disaster when an inevitable market correction occurs? What kinds of returns and productivity improvements are we actaully seeing in business and the workplace?</w:t>
       </w:r>
     </w:p>
-    <w:bookmarkEnd w:id="20"/>
-    <w:bookmarkStart w:id="23" w:name="read"/>
+    <w:bookmarkEnd w:id="9"/>
+    <w:bookmarkStart w:id="12" w:name="read"/>
     <w:p>
       <w:pPr>
         <w:pStyle w:val="Heading4"/>
@@ -86,7 +86,7 @@
       <w:r>
         <w:t xml:space="preserve">“</w:t>
       </w:r>
-      <w:hyperlink r:id="rId21">
+      <w:hyperlink r:id="rId10">
         <w:r>
           <w:rPr>
             <w:rStyle w:val="Hyperlink"/>
@@ -118,7 +118,7 @@
       <w:r>
         <w:t xml:space="preserve">“</w:t>
       </w:r>
-      <w:hyperlink r:id="rId22">
+      <w:hyperlink r:id="rId11">
         <w:r>
           <w:rPr>
             <w:rStyle w:val="Hyperlink"/>
@@ -136,8 +136,8 @@
         <w:t xml:space="preserve">Forbes.</w:t>
       </w:r>
     </w:p>
-    <w:bookmarkEnd w:id="23"/>
-    <w:bookmarkStart w:id="26" w:name="listen"/>
+    <w:bookmarkEnd w:id="12"/>
+    <w:bookmarkStart w:id="15" w:name="listen"/>
     <w:p>
       <w:pPr>
         <w:pStyle w:val="Heading4"/>
@@ -163,7 +163,7 @@
       <w:r>
         <w:t xml:space="preserve">“</w:t>
       </w:r>
-      <w:hyperlink r:id="rId24">
+      <w:hyperlink r:id="rId13">
         <w:r>
           <w:rPr>
             <w:rStyle w:val="Hyperlink"/>
@@ -208,7 +208,7 @@
       <w:r>
         <w:t xml:space="preserve">“</w:t>
       </w:r>
-      <w:hyperlink r:id="rId25">
+      <w:hyperlink r:id="rId14">
         <w:r>
           <w:rPr>
             <w:rStyle w:val="Hyperlink"/>
@@ -236,8 +236,8 @@
         <w:t xml:space="preserve">Plain English with Derek Thompson</w:t>
       </w:r>
     </w:p>
-    <w:bookmarkEnd w:id="26"/>
-    <w:bookmarkStart w:id="29" w:name="browse"/>
+    <w:bookmarkEnd w:id="15"/>
+    <w:bookmarkStart w:id="18" w:name="browse"/>
     <w:p>
       <w:pPr>
         <w:pStyle w:val="Heading4"/>
@@ -263,7 +263,7 @@
       <w:r>
         <w:t xml:space="preserve">“</w:t>
       </w:r>
-      <w:hyperlink r:id="rId27">
+      <w:hyperlink r:id="rId16">
         <w:r>
           <w:rPr>
             <w:rStyle w:val="Hyperlink"/>
@@ -308,7 +308,7 @@
       <w:r>
         <w:t xml:space="preserve">“</w:t>
       </w:r>
-      <w:hyperlink r:id="rId28">
+      <w:hyperlink r:id="rId17">
         <w:r>
           <w:rPr>
             <w:rStyle w:val="Hyperlink"/>
@@ -320,8 +320,8 @@
         <w:t xml:space="preserve">”</w:t>
       </w:r>
     </w:p>
-    <w:bookmarkEnd w:id="29"/>
-    <w:bookmarkStart w:id="38" w:name="additional-resources"/>
+    <w:bookmarkEnd w:id="18"/>
+    <w:bookmarkStart w:id="27" w:name="additional-resources"/>
     <w:p>
       <w:pPr>
         <w:pStyle w:val="Heading4"/>
@@ -347,7 +347,7 @@
       <w:r>
         <w:t xml:space="preserve">“</w:t>
       </w:r>
-      <w:hyperlink r:id="rId30">
+      <w:hyperlink r:id="rId19">
         <w:r>
           <w:rPr>
             <w:rStyle w:val="Hyperlink"/>
@@ -382,7 +382,7 @@
       <w:r>
         <w:t xml:space="preserve">“</w:t>
       </w:r>
-      <w:hyperlink r:id="rId31">
+      <w:hyperlink r:id="rId20">
         <w:r>
           <w:rPr>
             <w:rStyle w:val="Hyperlink"/>
@@ -408,7 +408,7 @@
       <w:r>
         <w:t xml:space="preserve">Anthropic, 2026”</w:t>
       </w:r>
-      <w:hyperlink r:id="rId32">
+      <w:hyperlink r:id="rId21">
         <w:r>
           <w:rPr>
             <w:rStyle w:val="Hyperlink"/>
@@ -437,7 +437,7 @@
       <w:r>
         <w:t xml:space="preserve">“</w:t>
       </w:r>
-      <w:hyperlink r:id="rId33">
+      <w:hyperlink r:id="rId22">
         <w:r>
           <w:rPr>
             <w:rStyle w:val="Hyperlink"/>
@@ -472,7 +472,7 @@
       <w:r>
         <w:t xml:space="preserve">“</w:t>
       </w:r>
-      <w:hyperlink r:id="rId34">
+      <w:hyperlink r:id="rId23">
         <w:r>
           <w:rPr>
             <w:rStyle w:val="Hyperlink"/>
@@ -507,7 +507,7 @@
       <w:r>
         <w:t xml:space="preserve">“</w:t>
       </w:r>
-      <w:hyperlink r:id="rId35">
+      <w:hyperlink r:id="rId24">
         <w:r>
           <w:rPr>
             <w:rStyle w:val="Hyperlink"/>
@@ -542,7 +542,7 @@
       <w:r>
         <w:t xml:space="preserve">“</w:t>
       </w:r>
-      <w:hyperlink r:id="rId36">
+      <w:hyperlink r:id="rId25">
         <w:r>
           <w:rPr>
             <w:rStyle w:val="Hyperlink"/>
@@ -571,7 +571,7 @@
       <w:r>
         <w:t xml:space="preserve">“</w:t>
       </w:r>
-      <w:hyperlink r:id="rId37">
+      <w:hyperlink r:id="rId26">
         <w:r>
           <w:rPr>
             <w:rStyle w:val="Hyperlink"/>
@@ -583,8 +583,8 @@
         <w:t xml:space="preserve">”</w:t>
       </w:r>
     </w:p>
-    <w:bookmarkEnd w:id="38"/>
-    <w:bookmarkStart w:id="42" w:name="submit"/>
+    <w:bookmarkEnd w:id="27"/>
+    <w:bookmarkStart w:id="31" w:name="submit"/>
     <w:p>
       <w:pPr>
         <w:pStyle w:val="Heading4"/>
@@ -646,18 +646,18 @@
                 <wp:inline>
                   <wp:extent cx="152400" cy="152400"/>
                   <wp:effectExtent b="0" l="0" r="0" t="0"/>
-                  <wp:docPr descr="" title="" id="40" name="Picture"/>
+                  <wp:docPr descr="" title="" id="29" name="Picture"/>
                   <a:graphic>
                     <a:graphicData uri="http://schemas.openxmlformats.org/drawingml/2006/picture">
                       <pic:pic>
                         <pic:nvPicPr>
-                          <pic:cNvPr descr="/opt/quarto/share/formats/docx/tip.png" id="41" name="Picture"/>
+                          <pic:cNvPr descr="/opt/quarto/share/formats/docx/tip.png" id="30" name="Picture"/>
                           <pic:cNvPicPr>
                             <a:picLocks noChangeArrowheads="1" noChangeAspect="1"/>
                           </pic:cNvPicPr>
                         </pic:nvPicPr>
                         <pic:blipFill>
-                          <a:blip r:embed="rId39"/>
+                          <a:blip r:embed="rId28"/>
                           <a:stretch>
                             <a:fillRect/>
                           </a:stretch>
@@ -782,7 +782,7 @@
         </w:tc>
       </w:tr>
     </w:tbl>
-    <w:bookmarkEnd w:id="42"/>
+    <w:bookmarkEnd w:id="31"/>
     <w:sectPr>
       <w:footnotePr>
         <w:numRestart w:val="eachSect"/>
@@ -1031,10 +1031,10 @@
   <w:docDefaults>
     <w:rPrDefault>
       <w:rPr>
-        <w:rFonts w:asciiTheme="minorHAnsi" w:cstheme="minorBidi" w:eastAsiaTheme="minorHAnsi" w:hAnsiTheme="minorHAnsi"/>
+        <w:rFonts w:asciiTheme="minorHAnsi" w:cstheme="minorBidi" w:eastAsiaTheme="minorEastAsia" w:hAnsiTheme="minorHAnsi"/>
         <w:sz w:val="24"/>
         <w:szCs w:val="24"/>
-        <w:lang w:bidi="ar-SA" w:eastAsia="en-US" w:val="en-US"/>
+        <w:lang w:bidi="ar-SA" w:eastAsia="zh-CN" w:val="en-US"/>
       </w:rPr>
     </w:rPrDefault>
     <w:pPrDefault>
@@ -1575,13 +1575,6 @@
       </w:tblCellMar>
     </w:tblPr>
     <w:tblStylePr w:type="firstRow">
-      <w:tblPr>
-        <w:jc w:val="left"/>
-        <w:tblInd w:type="dxa" w:w="0"/>
-      </w:tblPr>
-      <w:trPr>
-        <w:jc w:val="left"/>
-      </w:trPr>
       <w:tcPr>
         <w:tcBorders>
           <w:bottom w:val="single"/>
